--- a/Session 2 .docx
+++ b/Session 2 .docx
@@ -4,7 +4,7 @@
   <w:body>
     <w:p>
       <w:r>
-        <w:t xml:space="preserve">Session 2 - 1 </w:t>
+        <w:t>Session 2 - 1</w:t>
       </w:r>
     </w:p>
     <w:p>
@@ -14,31 +14,42 @@
     </w:p>
     <w:p>
       <w:r>
-        <w:t>import java.io.BufferedReader;</w:t>
-      </w:r>
-    </w:p>
-    <w:p>
-      <w:r>
-        <w:t>import java.io.IOException;</w:t>
-      </w:r>
-    </w:p>
-    <w:p>
-      <w:r>
-        <w:t>import java.io.InputStreamReader;</w:t>
-      </w:r>
-    </w:p>
-    <w:p>
-      <w:r>
-        <w:t>import java.util.StringTokenizer;</w:t>
-      </w:r>
-    </w:p>
-    <w:p>
-      <w:r>
         <w:t> </w:t>
       </w:r>
     </w:p>
     <w:p>
       <w:r>
+        <w:t xml:space="preserve">import </w:t>
+      </w:r>
+      <w:proofErr w:type="gramStart"/>
+      <w:r>
+        <w:t>java.io.*</w:t>
+      </w:r>
+      <w:proofErr w:type="gramEnd"/>
+      <w:r>
+        <w:t>;</w:t>
+      </w:r>
+    </w:p>
+    <w:p>
+      <w:r>
+        <w:t xml:space="preserve">import </w:t>
+      </w:r>
+      <w:proofErr w:type="spellStart"/>
+      <w:r>
+        <w:t>java.util</w:t>
+      </w:r>
+      <w:proofErr w:type="spellEnd"/>
+      <w:r>
+        <w:t>.*;</w:t>
+      </w:r>
+    </w:p>
+    <w:p>
+      <w:r>
+        <w:t> </w:t>
+      </w:r>
+    </w:p>
+    <w:p>
+      <w:r>
         <w:t>public class Solution {</w:t>
       </w:r>
     </w:p>
@@ -49,22 +60,38 @@
     </w:p>
     <w:p>
       <w:r>
-        <w:t xml:space="preserve">    public static int[] maxSubarray(int[] arr) {</w:t>
-      </w:r>
-    </w:p>
-    <w:p>
-      <w:r>
-        <w:t xml:space="preserve">        // 1. Maximum Subarray Sum (Kadane's Algorithm)</w:t>
-      </w:r>
-    </w:p>
-    <w:p>
-      <w:r>
-        <w:t xml:space="preserve">        int maxSubarray = arr[0];</w:t>
-      </w:r>
-    </w:p>
-    <w:p>
-      <w:r>
-        <w:t xml:space="preserve">        int currentSubarray = arr[0];</w:t>
+        <w:t xml:space="preserve">    public static String </w:t>
+      </w:r>
+      <w:proofErr w:type="spellStart"/>
+      <w:proofErr w:type="gramStart"/>
+      <w:r>
+        <w:t>twoStrings</w:t>
+      </w:r>
+      <w:proofErr w:type="spellEnd"/>
+      <w:r>
+        <w:t>(</w:t>
+      </w:r>
+      <w:proofErr w:type="gramEnd"/>
+      <w:r>
+        <w:t>String s1, String s2) {</w:t>
+      </w:r>
+    </w:p>
+    <w:p>
+      <w:r>
+        <w:t xml:space="preserve">        // Create a set to store unique characters of s1</w:t>
+      </w:r>
+    </w:p>
+    <w:p>
+      <w:r>
+        <w:t xml:space="preserve">        Set&lt;Character&gt; charsInS1 = new HashSet&lt;</w:t>
+      </w:r>
+      <w:proofErr w:type="gramStart"/>
+      <w:r>
+        <w:t>&gt;(</w:t>
+      </w:r>
+      <w:proofErr w:type="gramEnd"/>
+      <w:r>
+        <w:t>);</w:t>
       </w:r>
     </w:p>
     <w:p>
@@ -74,22 +101,38 @@
     </w:p>
     <w:p>
       <w:r>
-        <w:t xml:space="preserve">        // 2. Maximum Subsequence Sum</w:t>
-      </w:r>
-    </w:p>
-    <w:p>
-      <w:r>
-        <w:t xml:space="preserve">        int maxSubsequence = 0;</w:t>
-      </w:r>
-    </w:p>
-    <w:p>
-      <w:r>
-        <w:t xml:space="preserve">        int maxElement = arr[0];</w:t>
-      </w:r>
-    </w:p>
-    <w:p>
-      <w:r>
-        <w:t xml:space="preserve">        boolean hasPositive = false;</w:t>
+        <w:t xml:space="preserve">        // Add all characters of s1 to the set</w:t>
+      </w:r>
+    </w:p>
+    <w:p>
+      <w:r>
+        <w:t xml:space="preserve">        for (char </w:t>
+      </w:r>
+      <w:proofErr w:type="gramStart"/>
+      <w:r>
+        <w:t>c :</w:t>
+      </w:r>
+      <w:proofErr w:type="gramEnd"/>
+      <w:r>
+        <w:t xml:space="preserve"> s</w:t>
+      </w:r>
+      <w:proofErr w:type="gramStart"/>
+      <w:r>
+        <w:t>1.toCharArray</w:t>
+      </w:r>
+      <w:proofErr w:type="gramEnd"/>
+      <w:r>
+        <w:t>()) {</w:t>
+      </w:r>
+    </w:p>
+    <w:p>
+      <w:r>
+        <w:t xml:space="preserve">            charsInS1.add(c);</w:t>
+      </w:r>
+    </w:p>
+    <w:p>
+      <w:r>
+        <w:t xml:space="preserve">        }</w:t>
       </w:r>
     </w:p>
     <w:p>
@@ -99,17 +142,43 @@
     </w:p>
     <w:p>
       <w:r>
-        <w:t xml:space="preserve">        if (arr[0] &gt; 0) {</w:t>
-      </w:r>
-    </w:p>
-    <w:p>
-      <w:r>
-        <w:t xml:space="preserve">            maxSubsequence += arr[0];</w:t>
-      </w:r>
-    </w:p>
-    <w:p>
-      <w:r>
-        <w:t xml:space="preserve">            hasPositive = true;</w:t>
+        <w:t xml:space="preserve">        // Check if any character in s2 exists in the set</w:t>
+      </w:r>
+    </w:p>
+    <w:p>
+      <w:r>
+        <w:t xml:space="preserve">        for (char </w:t>
+      </w:r>
+      <w:proofErr w:type="gramStart"/>
+      <w:r>
+        <w:t>c :</w:t>
+      </w:r>
+      <w:proofErr w:type="gramEnd"/>
+      <w:r>
+        <w:t xml:space="preserve"> s</w:t>
+      </w:r>
+      <w:proofErr w:type="gramStart"/>
+      <w:r>
+        <w:t>2.toCharArray</w:t>
+      </w:r>
+      <w:proofErr w:type="gramEnd"/>
+      <w:r>
+        <w:t>()) {</w:t>
+      </w:r>
+    </w:p>
+    <w:p>
+      <w:r>
+        <w:t xml:space="preserve">            if (charsInS1.contains(c)) {</w:t>
+      </w:r>
+    </w:p>
+    <w:p>
+      <w:r>
+        <w:t xml:space="preserve">                return "YES";</w:t>
+      </w:r>
+    </w:p>
+    <w:p>
+      <w:r>
+        <w:t xml:space="preserve">            }</w:t>
       </w:r>
     </w:p>
     <w:p>
@@ -124,12 +193,198 @@
     </w:p>
     <w:p>
       <w:r>
-        <w:t xml:space="preserve">        for (int i = 1; i &lt; arr.length; i++) {</w:t>
-      </w:r>
-    </w:p>
-    <w:p>
-      <w:r>
-        <w:t xml:space="preserve">            int num = arr[i];</w:t>
+        <w:t xml:space="preserve">        // No common characters found</w:t>
+      </w:r>
+    </w:p>
+    <w:p>
+      <w:r>
+        <w:t xml:space="preserve">        return "NO";</w:t>
+      </w:r>
+    </w:p>
+    <w:p>
+      <w:r>
+        <w:t xml:space="preserve">    }</w:t>
+      </w:r>
+    </w:p>
+    <w:p>
+      <w:r>
+        <w:t> </w:t>
+      </w:r>
+    </w:p>
+    <w:p>
+      <w:r>
+        <w:lastRenderedPageBreak/>
+        <w:t xml:space="preserve">    public static void </w:t>
+      </w:r>
+      <w:proofErr w:type="gramStart"/>
+      <w:r>
+        <w:t>main(String[</w:t>
+      </w:r>
+      <w:proofErr w:type="gramEnd"/>
+      <w:r>
+        <w:t xml:space="preserve">] </w:t>
+      </w:r>
+      <w:proofErr w:type="spellStart"/>
+      <w:r>
+        <w:t>args</w:t>
+      </w:r>
+      <w:proofErr w:type="spellEnd"/>
+      <w:r>
+        <w:t xml:space="preserve">) throws </w:t>
+      </w:r>
+      <w:proofErr w:type="spellStart"/>
+      <w:r>
+        <w:t>IOException</w:t>
+      </w:r>
+      <w:proofErr w:type="spellEnd"/>
+      <w:r>
+        <w:t xml:space="preserve"> {</w:t>
+      </w:r>
+    </w:p>
+    <w:p>
+      <w:r>
+        <w:t xml:space="preserve">        </w:t>
+      </w:r>
+      <w:proofErr w:type="spellStart"/>
+      <w:r>
+        <w:t>BufferedReader</w:t>
+      </w:r>
+      <w:proofErr w:type="spellEnd"/>
+      <w:r>
+        <w:t xml:space="preserve"> </w:t>
+      </w:r>
+      <w:proofErr w:type="spellStart"/>
+      <w:r>
+        <w:t>bufferedReader</w:t>
+      </w:r>
+      <w:proofErr w:type="spellEnd"/>
+      <w:r>
+        <w:t xml:space="preserve"> = new </w:t>
+      </w:r>
+      <w:proofErr w:type="spellStart"/>
+      <w:proofErr w:type="gramStart"/>
+      <w:r>
+        <w:t>BufferedReader</w:t>
+      </w:r>
+      <w:proofErr w:type="spellEnd"/>
+      <w:r>
+        <w:t>(</w:t>
+      </w:r>
+      <w:proofErr w:type="gramEnd"/>
+      <w:r>
+        <w:t xml:space="preserve">new </w:t>
+      </w:r>
+      <w:proofErr w:type="spellStart"/>
+      <w:proofErr w:type="gramStart"/>
+      <w:r>
+        <w:t>InputStreamReader</w:t>
+      </w:r>
+      <w:proofErr w:type="spellEnd"/>
+      <w:r>
+        <w:t>(</w:t>
+      </w:r>
+      <w:proofErr w:type="gramEnd"/>
+      <w:r>
+        <w:t>System.in));</w:t>
+      </w:r>
+    </w:p>
+    <w:p>
+      <w:r>
+        <w:t xml:space="preserve">        </w:t>
+      </w:r>
+    </w:p>
+    <w:p>
+      <w:r>
+        <w:t xml:space="preserve">        // Read number of test cases</w:t>
+      </w:r>
+    </w:p>
+    <w:p>
+      <w:r>
+        <w:t xml:space="preserve">        int p = </w:t>
+      </w:r>
+      <w:proofErr w:type="spellStart"/>
+      <w:r>
+        <w:t>Integer.parseInt</w:t>
+      </w:r>
+      <w:proofErr w:type="spellEnd"/>
+      <w:r>
+        <w:t>(</w:t>
+      </w:r>
+      <w:proofErr w:type="spellStart"/>
+      <w:r>
+        <w:t>bufferedReader.readLine</w:t>
+      </w:r>
+      <w:proofErr w:type="spellEnd"/>
+      <w:r>
+        <w:t>(</w:t>
+      </w:r>
+      <w:proofErr w:type="gramStart"/>
+      <w:r>
+        <w:t>).trim</w:t>
+      </w:r>
+      <w:proofErr w:type="gramEnd"/>
+      <w:r>
+        <w:t>());</w:t>
+      </w:r>
+    </w:p>
+    <w:p>
+      <w:r>
+        <w:t xml:space="preserve">        </w:t>
+      </w:r>
+    </w:p>
+    <w:p>
+      <w:r>
+        <w:t xml:space="preserve">        for (int </w:t>
+      </w:r>
+      <w:proofErr w:type="spellStart"/>
+      <w:r>
+        <w:t>i</w:t>
+      </w:r>
+      <w:proofErr w:type="spellEnd"/>
+      <w:r>
+        <w:t xml:space="preserve"> = 0; </w:t>
+      </w:r>
+      <w:proofErr w:type="spellStart"/>
+      <w:r>
+        <w:t>i</w:t>
+      </w:r>
+      <w:proofErr w:type="spellEnd"/>
+      <w:r>
+        <w:t xml:space="preserve"> &lt; p; </w:t>
+      </w:r>
+      <w:proofErr w:type="spellStart"/>
+      <w:r>
+        <w:t>i</w:t>
+      </w:r>
+      <w:proofErr w:type="spellEnd"/>
+      <w:r>
+        <w:t>++) {</w:t>
+      </w:r>
+    </w:p>
+    <w:p>
+      <w:r>
+        <w:t xml:space="preserve">            String s1 = </w:t>
+      </w:r>
+      <w:proofErr w:type="spellStart"/>
+      <w:r>
+        <w:t>bufferedReader.readLine</w:t>
+      </w:r>
+      <w:proofErr w:type="spellEnd"/>
+      <w:r>
+        <w:t>();</w:t>
+      </w:r>
+    </w:p>
+    <w:p>
+      <w:r>
+        <w:t xml:space="preserve">            String s2 = </w:t>
+      </w:r>
+      <w:proofErr w:type="spellStart"/>
+      <w:r>
+        <w:t>bufferedReader.readLine</w:t>
+      </w:r>
+      <w:proofErr w:type="spellEnd"/>
+      <w:r>
+        <w:t>();</w:t>
       </w:r>
     </w:p>
     <w:p>
@@ -139,63 +394,33 @@
     </w:p>
     <w:p>
       <w:r>
-        <w:t xml:space="preserve">            // Kadane's calculation</w:t>
-      </w:r>
-    </w:p>
-    <w:p>
-      <w:r>
-        <w:lastRenderedPageBreak/>
-        <w:t xml:space="preserve">            currentSubarray = Math.max(num, currentSubarray + num);</w:t>
-      </w:r>
-    </w:p>
-    <w:p>
-      <w:r>
-        <w:t xml:space="preserve">            maxSubarray = Math.max(maxSubarray, currentSubarray);</w:t>
+        <w:t xml:space="preserve">            String result = </w:t>
+      </w:r>
+      <w:proofErr w:type="spellStart"/>
+      <w:proofErr w:type="gramStart"/>
+      <w:r>
+        <w:t>twoStrings</w:t>
+      </w:r>
+      <w:proofErr w:type="spellEnd"/>
+      <w:r>
+        <w:t>(</w:t>
+      </w:r>
+      <w:proofErr w:type="gramEnd"/>
+      <w:r>
+        <w:t>s1, s2);</w:t>
       </w:r>
     </w:p>
     <w:p>
       <w:r>
         <w:t xml:space="preserve">            </w:t>
       </w:r>
-    </w:p>
-    <w:p>
-      <w:r>
-        <w:t xml:space="preserve">            // Subsequence calculation</w:t>
-      </w:r>
-    </w:p>
-    <w:p>
-      <w:r>
-        <w:t xml:space="preserve">            if (num &gt; 0) {</w:t>
-      </w:r>
-    </w:p>
-    <w:p>
-      <w:r>
-        <w:t xml:space="preserve">                maxSubsequence += num;</w:t>
-      </w:r>
-    </w:p>
-    <w:p>
-      <w:r>
-        <w:t xml:space="preserve">                hasPositive = true;</w:t>
-      </w:r>
-    </w:p>
-    <w:p>
-      <w:r>
-        <w:t xml:space="preserve">            }</w:t>
-      </w:r>
-    </w:p>
-    <w:p>
-      <w:r>
-        <w:t xml:space="preserve">            if (num &gt; maxElement) {</w:t>
-      </w:r>
-    </w:p>
-    <w:p>
-      <w:r>
-        <w:t xml:space="preserve">                maxElement = num;</w:t>
-      </w:r>
-    </w:p>
-    <w:p>
-      <w:r>
-        <w:t xml:space="preserve">            }</w:t>
+      <w:proofErr w:type="spellStart"/>
+      <w:r>
+        <w:t>System.out.println</w:t>
+      </w:r>
+      <w:proofErr w:type="spellEnd"/>
+      <w:r>
+        <w:t>(result);</w:t>
       </w:r>
     </w:p>
     <w:p>
@@ -210,32 +435,15 @@
     </w:p>
     <w:p>
       <w:r>
-        <w:t xml:space="preserve">        // If there are no positive numbers, the max subsequence is the largest negative/zero element</w:t>
-      </w:r>
-    </w:p>
-    <w:p>
-      <w:r>
-        <w:t xml:space="preserve">        if (!hasPositive) {</w:t>
-      </w:r>
-    </w:p>
-    <w:p>
-      <w:r>
-        <w:t xml:space="preserve">            maxSubsequence = maxElement;</w:t>
-      </w:r>
-    </w:p>
-    <w:p>
-      <w:r>
-        <w:t xml:space="preserve">        }</w:t>
-      </w:r>
-    </w:p>
-    <w:p>
-      <w:r>
         <w:t xml:space="preserve">        </w:t>
       </w:r>
-    </w:p>
-    <w:p>
-      <w:r>
-        <w:t xml:space="preserve">        return new int[]{maxSubarray, maxSubsequence};</w:t>
+      <w:proofErr w:type="spellStart"/>
+      <w:r>
+        <w:t>bufferedReader.close</w:t>
+      </w:r>
+      <w:proofErr w:type="spellEnd"/>
+      <w:r>
+        <w:t>();</w:t>
       </w:r>
     </w:p>
     <w:p>
@@ -245,158 +453,21 @@
     </w:p>
     <w:p>
       <w:r>
+        <w:t>}</w:t>
+      </w:r>
+    </w:p>
+    <w:p>
+      <w:r>
         <w:t> </w:t>
       </w:r>
     </w:p>
     <w:p>
       <w:r>
-        <w:t xml:space="preserve">    public static void main(String[] args) throws IOException {</w:t>
-      </w:r>
-    </w:p>
-    <w:p>
-      <w:r>
-        <w:t xml:space="preserve">        BufferedReader br = new BufferedReader(new InputStreamReader(System.in));</w:t>
-      </w:r>
-    </w:p>
-    <w:p>
-      <w:r>
-        <w:t xml:space="preserve">        StringTokenizer st;</w:t>
-      </w:r>
-    </w:p>
-    <w:p>
-      <w:r>
-        <w:t xml:space="preserve">        </w:t>
-      </w:r>
-    </w:p>
-    <w:p>
-      <w:r>
-        <w:t xml:space="preserve">        // Read number of test cases</w:t>
-      </w:r>
-    </w:p>
-    <w:p>
-      <w:r>
-        <w:t xml:space="preserve">        String tLine = br.readLine();</w:t>
-      </w:r>
-    </w:p>
-    <w:p>
-      <w:r>
-        <w:lastRenderedPageBreak/>
-        <w:t xml:space="preserve">        if (tLine == null) return;</w:t>
-      </w:r>
-    </w:p>
-    <w:p>
-      <w:r>
-        <w:t xml:space="preserve">        int t = Integer.parseInt(tLine.trim());</w:t>
-      </w:r>
-    </w:p>
-    <w:p>
-      <w:r>
-        <w:t xml:space="preserve">        </w:t>
-      </w:r>
-    </w:p>
-    <w:p>
-      <w:r>
-        <w:t xml:space="preserve">        while (t-- &gt; 0) {</w:t>
-      </w:r>
-    </w:p>
-    <w:p>
-      <w:r>
-        <w:t xml:space="preserve">            // Read size of the array</w:t>
-      </w:r>
-    </w:p>
-    <w:p>
-      <w:r>
-        <w:t xml:space="preserve">            int n = Integer.parseInt(br.readLine().trim());</w:t>
-      </w:r>
-    </w:p>
-    <w:p>
-      <w:r>
-        <w:t xml:space="preserve">            int[] arr = new int[n];</w:t>
-      </w:r>
-    </w:p>
-    <w:p>
-      <w:r>
-        <w:t xml:space="preserve">            </w:t>
-      </w:r>
-    </w:p>
-    <w:p>
-      <w:r>
-        <w:t xml:space="preserve">            // Read array elements</w:t>
-      </w:r>
-    </w:p>
-    <w:p>
-      <w:r>
-        <w:t xml:space="preserve">            st = new StringTokenizer(br.readLine());</w:t>
-      </w:r>
-    </w:p>
-    <w:p>
-      <w:r>
-        <w:t xml:space="preserve">            for (int i = 0; i &lt; n; i++) {</w:t>
-      </w:r>
-    </w:p>
-    <w:p>
-      <w:r>
-        <w:t xml:space="preserve">                arr[i] = Integer.parseInt(st.nextToken());</w:t>
-      </w:r>
-    </w:p>
-    <w:p>
-      <w:r>
-        <w:t xml:space="preserve">            }</w:t>
-      </w:r>
-    </w:p>
-    <w:p>
-      <w:r>
-        <w:t xml:space="preserve">            </w:t>
-      </w:r>
-    </w:p>
-    <w:p>
-      <w:r>
-        <w:t xml:space="preserve">            // Compute and print results</w:t>
-      </w:r>
-    </w:p>
-    <w:p>
-      <w:r>
-        <w:t xml:space="preserve">            int[] result = maxSubarray(arr);</w:t>
-      </w:r>
-    </w:p>
-    <w:p>
-      <w:r>
-        <w:t xml:space="preserve">            System.out.println(result[0] + " " + result[1]);</w:t>
-      </w:r>
-    </w:p>
-    <w:p>
-      <w:r>
-        <w:t xml:space="preserve">        }</w:t>
-      </w:r>
-    </w:p>
-    <w:p>
-      <w:r>
-        <w:t xml:space="preserve">    }</w:t>
-      </w:r>
-    </w:p>
-    <w:p>
-      <w:r>
-        <w:t>}</w:t>
-      </w:r>
-    </w:p>
-    <w:p>
-      <w:r>
-        <w:t> </w:t>
-      </w:r>
-    </w:p>
-    <w:p>
-      <w:r>
-        <w:t> </w:t>
-      </w:r>
-    </w:p>
-    <w:p>
-      <w:r>
-        <w:lastRenderedPageBreak/>
         <w:drawing>
-          <wp:inline distT="0" distB="0" distL="0" distR="0" wp14:anchorId="1EEEEACE" wp14:editId="538A333E">
-            <wp:extent cx="5684520" cy="2628900"/>
+          <wp:inline distT="0" distB="0" distL="0" distR="0" wp14:anchorId="7B1E375D" wp14:editId="262F18C6">
+            <wp:extent cx="3771900" cy="2865120"/>
             <wp:effectExtent l="0" t="0" r="0" b="0"/>
-            <wp:docPr id="140743278" name="Picture 2"/>
+            <wp:docPr id="1863683074" name="Picture 2"/>
             <wp:cNvGraphicFramePr>
               <a:graphicFrameLocks xmlns:a="http://schemas.openxmlformats.org/drawingml/2006/main" noChangeAspect="1"/>
             </wp:cNvGraphicFramePr>
@@ -425,7 +496,7 @@
                   <pic:spPr bwMode="auto">
                     <a:xfrm>
                       <a:off x="0" y="0"/>
-                      <a:ext cx="5684520" cy="2628900"/>
+                      <a:ext cx="3771900" cy="2865120"/>
                     </a:xfrm>
                     <a:prstGeom prst="rect">
                       <a:avLst/>
@@ -444,13 +515,13 @@
     </w:p>
     <w:p>
       <w:r>
+        <w:lastRenderedPageBreak/>
         <w:t> </w:t>
       </w:r>
     </w:p>
-    <w:p/>
-    <w:p>
-      <w:r>
-        <w:t>Session 2 - 2</w:t>
+    <w:p>
+      <w:r>
+        <w:t xml:space="preserve">Session 2 -2 </w:t>
       </w:r>
     </w:p>
     <w:p>
@@ -465,17 +536,81 @@
     </w:p>
     <w:p>
       <w:r>
-        <w:t>class Solution {</w:t>
-      </w:r>
-    </w:p>
-    <w:p>
-      <w:r>
-        <w:t xml:space="preserve">    public int maxSubarraySumCircular(int[] nums) {</w:t>
-      </w:r>
-    </w:p>
-    <w:p>
-      <w:r>
-        <w:t xml:space="preserve">        int totalSum = 0;</w:t>
+        <w:t>public class Solution {</w:t>
+      </w:r>
+    </w:p>
+    <w:p>
+      <w:r>
+        <w:t xml:space="preserve">    public </w:t>
+      </w:r>
+      <w:proofErr w:type="spellStart"/>
+      <w:r>
+        <w:t>boolean</w:t>
+      </w:r>
+      <w:proofErr w:type="spellEnd"/>
+      <w:r>
+        <w:t xml:space="preserve"> </w:t>
+      </w:r>
+      <w:proofErr w:type="spellStart"/>
+      <w:proofErr w:type="gramStart"/>
+      <w:r>
+        <w:t>rotateString</w:t>
+      </w:r>
+      <w:proofErr w:type="spellEnd"/>
+      <w:r>
+        <w:t>(</w:t>
+      </w:r>
+      <w:proofErr w:type="gramEnd"/>
+      <w:r>
+        <w:t>String s, String goal) {</w:t>
+      </w:r>
+    </w:p>
+    <w:p>
+      <w:r>
+        <w:t xml:space="preserve">        // If lengths are different, s can never become goal</w:t>
+      </w:r>
+    </w:p>
+    <w:p>
+      <w:r>
+        <w:t xml:space="preserve">        if (</w:t>
+      </w:r>
+      <w:proofErr w:type="spellStart"/>
+      <w:proofErr w:type="gramStart"/>
+      <w:r>
+        <w:t>s.length</w:t>
+      </w:r>
+      <w:proofErr w:type="spellEnd"/>
+      <w:proofErr w:type="gramEnd"/>
+      <w:r>
+        <w:t>(</w:t>
+      </w:r>
+      <w:proofErr w:type="gramStart"/>
+      <w:r>
+        <w:t>) !</w:t>
+      </w:r>
+      <w:proofErr w:type="gramEnd"/>
+      <w:r>
+        <w:t xml:space="preserve">= </w:t>
+      </w:r>
+      <w:proofErr w:type="spellStart"/>
+      <w:proofErr w:type="gramStart"/>
+      <w:r>
+        <w:t>goal.length</w:t>
+      </w:r>
+      <w:proofErr w:type="spellEnd"/>
+      <w:proofErr w:type="gramEnd"/>
+      <w:r>
+        <w:t>()) {</w:t>
+      </w:r>
+    </w:p>
+    <w:p>
+      <w:r>
+        <w:t xml:space="preserve">            return false;</w:t>
+      </w:r>
+    </w:p>
+    <w:p>
+      <w:r>
+        <w:t xml:space="preserve">        }</w:t>
       </w:r>
     </w:p>
     <w:p>
@@ -485,17 +620,20 @@
     </w:p>
     <w:p>
       <w:r>
-        <w:t xml:space="preserve">        // Track variables for standard Kadane's (Max Subarray)</w:t>
-      </w:r>
-    </w:p>
-    <w:p>
-      <w:r>
-        <w:t xml:space="preserve">        int maxLinearSum = nums[0];</w:t>
-      </w:r>
-    </w:p>
-    <w:p>
-      <w:r>
-        <w:t xml:space="preserve">        int currentMax = nums[0];</w:t>
+        <w:t xml:space="preserve">        // Concatenate s with itself</w:t>
+      </w:r>
+    </w:p>
+    <w:p>
+      <w:r>
+        <w:t xml:space="preserve">        String </w:t>
+      </w:r>
+      <w:proofErr w:type="spellStart"/>
+      <w:r>
+        <w:t>doubledS</w:t>
+      </w:r>
+      <w:proofErr w:type="spellEnd"/>
+      <w:r>
+        <w:t xml:space="preserve"> = s + s;</w:t>
       </w:r>
     </w:p>
     <w:p>
@@ -505,138 +643,25 @@
     </w:p>
     <w:p>
       <w:r>
-        <w:t xml:space="preserve">        // Track variables for inverted Kadane's (Min Subarray)</w:t>
-      </w:r>
-    </w:p>
-    <w:p>
-      <w:r>
-        <w:t xml:space="preserve">        int minLinearSum = nums[0];</w:t>
-      </w:r>
-    </w:p>
-    <w:p>
-      <w:r>
-        <w:t xml:space="preserve">        int currentMin = nums[0];</w:t>
-      </w:r>
-    </w:p>
-    <w:p>
-      <w:r>
-        <w:t xml:space="preserve">        </w:t>
-      </w:r>
-    </w:p>
-    <w:p>
-      <w:r>
-        <w:t xml:space="preserve">        totalSum += nums[0];</w:t>
-      </w:r>
-    </w:p>
-    <w:p>
-      <w:r>
-        <w:t xml:space="preserve">        </w:t>
-      </w:r>
-    </w:p>
-    <w:p>
-      <w:r>
-        <w:lastRenderedPageBreak/>
-        <w:t xml:space="preserve">        for (int i = 1; i &lt; nums.length; i++) {</w:t>
-      </w:r>
-    </w:p>
-    <w:p>
-      <w:r>
-        <w:t xml:space="preserve">            int num = nums[i];</w:t>
-      </w:r>
-    </w:p>
-    <w:p>
-      <w:r>
-        <w:t xml:space="preserve">            totalSum += num;</w:t>
-      </w:r>
-    </w:p>
-    <w:p>
-      <w:r>
-        <w:t xml:space="preserve">            </w:t>
-      </w:r>
-    </w:p>
-    <w:p>
-      <w:r>
-        <w:t xml:space="preserve">            // Standard Kadane's for Maximum Subarray</w:t>
-      </w:r>
-    </w:p>
-    <w:p>
-      <w:r>
-        <w:t xml:space="preserve">            currentMax = Math.max(num, currentMax + num);</w:t>
-      </w:r>
-    </w:p>
-    <w:p>
-      <w:r>
-        <w:t xml:space="preserve">            maxLinearSum = Math.max(maxLinearSum, currentMax);</w:t>
-      </w:r>
-    </w:p>
-    <w:p>
-      <w:r>
-        <w:t xml:space="preserve">            </w:t>
-      </w:r>
-    </w:p>
-    <w:p>
-      <w:r>
-        <w:t xml:space="preserve">            // Inverted Kadane's for Minimum Subarray</w:t>
-      </w:r>
-    </w:p>
-    <w:p>
-      <w:r>
-        <w:t xml:space="preserve">            currentMin = Math.min(num, currentMin + num);</w:t>
-      </w:r>
-    </w:p>
-    <w:p>
-      <w:r>
-        <w:t xml:space="preserve">            minLinearSum = Math.min(minLinearSum, currentMin);</w:t>
-      </w:r>
-    </w:p>
-    <w:p>
-      <w:r>
-        <w:t xml:space="preserve">        }</w:t>
-      </w:r>
-    </w:p>
-    <w:p>
-      <w:r>
-        <w:t xml:space="preserve">        </w:t>
-      </w:r>
-    </w:p>
-    <w:p>
-      <w:r>
-        <w:t xml:space="preserve">        // Edge Case: If all numbers are negative, maxLinearSum will be the maximum element.</w:t>
-      </w:r>
-    </w:p>
-    <w:p>
-      <w:r>
-        <w:t xml:space="preserve">        // totalSum - minLinearSum would incorrectly yield 0 (empty subarray).</w:t>
-      </w:r>
-    </w:p>
-    <w:p>
-      <w:r>
-        <w:t xml:space="preserve">        if (maxLinearSum &lt; 0) {</w:t>
-      </w:r>
-    </w:p>
-    <w:p>
-      <w:r>
-        <w:t xml:space="preserve">            return maxLinearSum;</w:t>
-      </w:r>
-    </w:p>
-    <w:p>
-      <w:r>
-        <w:t xml:space="preserve">        }</w:t>
-      </w:r>
-    </w:p>
-    <w:p>
-      <w:r>
-        <w:t xml:space="preserve">        </w:t>
-      </w:r>
-    </w:p>
-    <w:p>
-      <w:r>
-        <w:t xml:space="preserve">        // Return the larger of the non-wrapping vs wrapping configurations</w:t>
-      </w:r>
-    </w:p>
-    <w:p>
-      <w:r>
-        <w:t xml:space="preserve">        return Math.max(maxLinearSum, totalSum - minLinearSum);</w:t>
+        <w:t xml:space="preserve">        // Check if goal is a substring of </w:t>
+      </w:r>
+      <w:proofErr w:type="spellStart"/>
+      <w:r>
+        <w:t>doubledS</w:t>
+      </w:r>
+      <w:proofErr w:type="spellEnd"/>
+    </w:p>
+    <w:p>
+      <w:r>
+        <w:t xml:space="preserve">        return </w:t>
+      </w:r>
+      <w:proofErr w:type="spellStart"/>
+      <w:r>
+        <w:t>doubledS.contains</w:t>
+      </w:r>
+      <w:proofErr w:type="spellEnd"/>
+      <w:r>
+        <w:t>(goal);</w:t>
       </w:r>
     </w:p>
     <w:p>
@@ -647,21 +672,16 @@
     <w:p>
       <w:r>
         <w:t>}</w:t>
-      </w:r>
-    </w:p>
-    <w:p>
-      <w:r>
-        <w:t> </w:t>
       </w:r>
     </w:p>
     <w:p>
       <w:r>
         <w:lastRenderedPageBreak/>
         <w:drawing>
-          <wp:inline distT="0" distB="0" distL="0" distR="0" wp14:anchorId="61DFE677" wp14:editId="7D0E1286">
-            <wp:extent cx="3246120" cy="4145280"/>
-            <wp:effectExtent l="0" t="0" r="0" b="7620"/>
-            <wp:docPr id="1893376400" name="Picture 4"/>
+          <wp:inline distT="0" distB="0" distL="0" distR="0" wp14:anchorId="4AEF19A9" wp14:editId="6C45128C">
+            <wp:extent cx="2209800" cy="4282440"/>
+            <wp:effectExtent l="0" t="0" r="0" b="3810"/>
+            <wp:docPr id="1082001617" name="Picture 4"/>
             <wp:cNvGraphicFramePr>
               <a:graphicFrameLocks xmlns:a="http://schemas.openxmlformats.org/drawingml/2006/main" noChangeAspect="1"/>
             </wp:cNvGraphicFramePr>
@@ -690,7 +710,7 @@
                   <pic:spPr bwMode="auto">
                     <a:xfrm>
                       <a:off x="0" y="0"/>
-                      <a:ext cx="3246120" cy="4145280"/>
+                      <a:ext cx="2209800" cy="4282440"/>
                     </a:xfrm>
                     <a:prstGeom prst="rect">
                       <a:avLst/>
@@ -1131,7 +1151,7 @@
     <w:link w:val="Heading1Char"/>
     <w:uiPriority w:val="9"/>
     <w:qFormat/>
-    <w:rsid w:val="00C138F2"/>
+    <w:rsid w:val="004D7274"/>
     <w:pPr>
       <w:keepNext/>
       <w:keepLines/>
@@ -1154,7 +1174,7 @@
     <w:semiHidden/>
     <w:unhideWhenUsed/>
     <w:qFormat/>
-    <w:rsid w:val="00C138F2"/>
+    <w:rsid w:val="004D7274"/>
     <w:pPr>
       <w:keepNext/>
       <w:keepLines/>
@@ -1177,7 +1197,7 @@
     <w:semiHidden/>
     <w:unhideWhenUsed/>
     <w:qFormat/>
-    <w:rsid w:val="00C138F2"/>
+    <w:rsid w:val="004D7274"/>
     <w:pPr>
       <w:keepNext/>
       <w:keepLines/>
@@ -1200,7 +1220,7 @@
     <w:semiHidden/>
     <w:unhideWhenUsed/>
     <w:qFormat/>
-    <w:rsid w:val="00C138F2"/>
+    <w:rsid w:val="004D7274"/>
     <w:pPr>
       <w:keepNext/>
       <w:keepLines/>
@@ -1223,7 +1243,7 @@
     <w:semiHidden/>
     <w:unhideWhenUsed/>
     <w:qFormat/>
-    <w:rsid w:val="00C138F2"/>
+    <w:rsid w:val="004D7274"/>
     <w:pPr>
       <w:keepNext/>
       <w:keepLines/>
@@ -1244,7 +1264,7 @@
     <w:semiHidden/>
     <w:unhideWhenUsed/>
     <w:qFormat/>
-    <w:rsid w:val="00C138F2"/>
+    <w:rsid w:val="004D7274"/>
     <w:pPr>
       <w:keepNext/>
       <w:keepLines/>
@@ -1267,7 +1287,7 @@
     <w:semiHidden/>
     <w:unhideWhenUsed/>
     <w:qFormat/>
-    <w:rsid w:val="00C138F2"/>
+    <w:rsid w:val="004D7274"/>
     <w:pPr>
       <w:keepNext/>
       <w:keepLines/>
@@ -1288,7 +1308,7 @@
     <w:semiHidden/>
     <w:unhideWhenUsed/>
     <w:qFormat/>
-    <w:rsid w:val="00C138F2"/>
+    <w:rsid w:val="004D7274"/>
     <w:pPr>
       <w:keepNext/>
       <w:keepLines/>
@@ -1311,7 +1331,7 @@
     <w:semiHidden/>
     <w:unhideWhenUsed/>
     <w:qFormat/>
-    <w:rsid w:val="00C138F2"/>
+    <w:rsid w:val="004D7274"/>
     <w:pPr>
       <w:keepNext/>
       <w:keepLines/>
@@ -1354,7 +1374,7 @@
     <w:basedOn w:val="DefaultParagraphFont"/>
     <w:link w:val="Heading1"/>
     <w:uiPriority w:val="9"/>
-    <w:rsid w:val="00C138F2"/>
+    <w:rsid w:val="004D7274"/>
     <w:rPr>
       <w:rFonts w:asciiTheme="majorHAnsi" w:eastAsiaTheme="majorEastAsia" w:hAnsiTheme="majorHAnsi" w:cstheme="majorBidi"/>
       <w:color w:val="0F4761" w:themeColor="accent1" w:themeShade="BF"/>
@@ -1368,7 +1388,7 @@
     <w:link w:val="Heading2"/>
     <w:uiPriority w:val="9"/>
     <w:semiHidden/>
-    <w:rsid w:val="00C138F2"/>
+    <w:rsid w:val="004D7274"/>
     <w:rPr>
       <w:rFonts w:asciiTheme="majorHAnsi" w:eastAsiaTheme="majorEastAsia" w:hAnsiTheme="majorHAnsi" w:cstheme="majorBidi"/>
       <w:color w:val="0F4761" w:themeColor="accent1" w:themeShade="BF"/>
@@ -1382,7 +1402,7 @@
     <w:link w:val="Heading3"/>
     <w:uiPriority w:val="9"/>
     <w:semiHidden/>
-    <w:rsid w:val="00C138F2"/>
+    <w:rsid w:val="004D7274"/>
     <w:rPr>
       <w:rFonts w:eastAsiaTheme="majorEastAsia" w:cstheme="majorBidi"/>
       <w:color w:val="0F4761" w:themeColor="accent1" w:themeShade="BF"/>
@@ -1396,7 +1416,7 @@
     <w:link w:val="Heading4"/>
     <w:uiPriority w:val="9"/>
     <w:semiHidden/>
-    <w:rsid w:val="00C138F2"/>
+    <w:rsid w:val="004D7274"/>
     <w:rPr>
       <w:rFonts w:eastAsiaTheme="majorEastAsia" w:cstheme="majorBidi"/>
       <w:i/>
@@ -1410,7 +1430,7 @@
     <w:link w:val="Heading5"/>
     <w:uiPriority w:val="9"/>
     <w:semiHidden/>
-    <w:rsid w:val="00C138F2"/>
+    <w:rsid w:val="004D7274"/>
     <w:rPr>
       <w:rFonts w:eastAsiaTheme="majorEastAsia" w:cstheme="majorBidi"/>
       <w:color w:val="0F4761" w:themeColor="accent1" w:themeShade="BF"/>
@@ -1422,7 +1442,7 @@
     <w:link w:val="Heading6"/>
     <w:uiPriority w:val="9"/>
     <w:semiHidden/>
-    <w:rsid w:val="00C138F2"/>
+    <w:rsid w:val="004D7274"/>
     <w:rPr>
       <w:rFonts w:eastAsiaTheme="majorEastAsia" w:cstheme="majorBidi"/>
       <w:i/>
@@ -1436,7 +1456,7 @@
     <w:link w:val="Heading7"/>
     <w:uiPriority w:val="9"/>
     <w:semiHidden/>
-    <w:rsid w:val="00C138F2"/>
+    <w:rsid w:val="004D7274"/>
     <w:rPr>
       <w:rFonts w:eastAsiaTheme="majorEastAsia" w:cstheme="majorBidi"/>
       <w:color w:val="595959" w:themeColor="text1" w:themeTint="A6"/>
@@ -1448,7 +1468,7 @@
     <w:link w:val="Heading8"/>
     <w:uiPriority w:val="9"/>
     <w:semiHidden/>
-    <w:rsid w:val="00C138F2"/>
+    <w:rsid w:val="004D7274"/>
     <w:rPr>
       <w:rFonts w:eastAsiaTheme="majorEastAsia" w:cstheme="majorBidi"/>
       <w:i/>
@@ -1462,7 +1482,7 @@
     <w:link w:val="Heading9"/>
     <w:uiPriority w:val="9"/>
     <w:semiHidden/>
-    <w:rsid w:val="00C138F2"/>
+    <w:rsid w:val="004D7274"/>
     <w:rPr>
       <w:rFonts w:eastAsiaTheme="majorEastAsia" w:cstheme="majorBidi"/>
       <w:color w:val="272727" w:themeColor="text1" w:themeTint="D8"/>
@@ -1475,7 +1495,7 @@
     <w:link w:val="TitleChar"/>
     <w:uiPriority w:val="10"/>
     <w:qFormat/>
-    <w:rsid w:val="00C138F2"/>
+    <w:rsid w:val="004D7274"/>
     <w:pPr>
       <w:spacing w:after="80" w:line="240" w:lineRule="auto"/>
       <w:contextualSpacing/>
@@ -1493,7 +1513,7 @@
     <w:basedOn w:val="DefaultParagraphFont"/>
     <w:link w:val="Title"/>
     <w:uiPriority w:val="10"/>
-    <w:rsid w:val="00C138F2"/>
+    <w:rsid w:val="004D7274"/>
     <w:rPr>
       <w:rFonts w:asciiTheme="majorHAnsi" w:eastAsiaTheme="majorEastAsia" w:hAnsiTheme="majorHAnsi" w:cstheme="majorBidi"/>
       <w:spacing w:val="-10"/>
@@ -1509,7 +1529,7 @@
     <w:link w:val="SubtitleChar"/>
     <w:uiPriority w:val="11"/>
     <w:qFormat/>
-    <w:rsid w:val="00C138F2"/>
+    <w:rsid w:val="004D7274"/>
     <w:pPr>
       <w:numPr>
         <w:ilvl w:val="1"/>
@@ -1528,7 +1548,7 @@
     <w:basedOn w:val="DefaultParagraphFont"/>
     <w:link w:val="Subtitle"/>
     <w:uiPriority w:val="11"/>
-    <w:rsid w:val="00C138F2"/>
+    <w:rsid w:val="004D7274"/>
     <w:rPr>
       <w:rFonts w:eastAsiaTheme="majorEastAsia" w:cstheme="majorBidi"/>
       <w:color w:val="595959" w:themeColor="text1" w:themeTint="A6"/>
@@ -1544,7 +1564,7 @@
     <w:link w:val="QuoteChar"/>
     <w:uiPriority w:val="29"/>
     <w:qFormat/>
-    <w:rsid w:val="00C138F2"/>
+    <w:rsid w:val="004D7274"/>
     <w:pPr>
       <w:spacing w:before="160"/>
       <w:jc w:val="center"/>
@@ -1560,7 +1580,7 @@
     <w:basedOn w:val="DefaultParagraphFont"/>
     <w:link w:val="Quote"/>
     <w:uiPriority w:val="29"/>
-    <w:rsid w:val="00C138F2"/>
+    <w:rsid w:val="004D7274"/>
     <w:rPr>
       <w:i/>
       <w:iCs/>
@@ -1572,7 +1592,7 @@
     <w:basedOn w:val="Normal"/>
     <w:uiPriority w:val="34"/>
     <w:qFormat/>
-    <w:rsid w:val="00C138F2"/>
+    <w:rsid w:val="004D7274"/>
     <w:pPr>
       <w:ind w:left="720"/>
       <w:contextualSpacing/>
@@ -1583,7 +1603,7 @@
     <w:basedOn w:val="DefaultParagraphFont"/>
     <w:uiPriority w:val="21"/>
     <w:qFormat/>
-    <w:rsid w:val="00C138F2"/>
+    <w:rsid w:val="004D7274"/>
     <w:rPr>
       <w:i/>
       <w:iCs/>
@@ -1597,7 +1617,7 @@
     <w:link w:val="IntenseQuoteChar"/>
     <w:uiPriority w:val="30"/>
     <w:qFormat/>
-    <w:rsid w:val="00C138F2"/>
+    <w:rsid w:val="004D7274"/>
     <w:pPr>
       <w:pBdr>
         <w:top w:val="single" w:sz="4" w:space="10" w:color="0F4761" w:themeColor="accent1" w:themeShade="BF"/>
@@ -1618,7 +1638,7 @@
     <w:basedOn w:val="DefaultParagraphFont"/>
     <w:link w:val="IntenseQuote"/>
     <w:uiPriority w:val="30"/>
-    <w:rsid w:val="00C138F2"/>
+    <w:rsid w:val="004D7274"/>
     <w:rPr>
       <w:i/>
       <w:iCs/>
@@ -1630,7 +1650,7 @@
     <w:basedOn w:val="DefaultParagraphFont"/>
     <w:uiPriority w:val="32"/>
     <w:qFormat/>
-    <w:rsid w:val="00C138F2"/>
+    <w:rsid w:val="004D7274"/>
     <w:rPr>
       <w:b/>
       <w:bCs/>
